--- a/proposta_modelo.docx
+++ b/proposta_modelo.docx
@@ -121,48 +121,6 @@
     </w:p>
     <w:p>
       <w:pPr>
-        <w:pStyle w:val="PargrafodaLista"/>
-        <w:numPr>
-          <w:ilvl w:val="0"/>
-          <w:numId w:val="21"/>
-        </w:numPr>
-        <w:rPr>
-          <w:rFonts w:ascii="Arial" w:hAnsi="Arial" w:cs="Arial"/>
-          <w:b/>
-          <w:bCs/>
-          <w:color w:val="auto"/>
-          <w:sz w:val="18"/>
-          <w:szCs w:val="18"/>
-          <w:highlight w:val="yellow"/>
-          <w:u w:val="single"/>
-          <w:lang w:val="pt-BR" w:eastAsia="en-US"/>
-        </w:rPr>
-      </w:pPr>
-      <w:r>
-        <w:rPr>
-          <w:rFonts w:ascii="Arial" w:hAnsi="Arial"/>
-          <w:b/>
-          <w:sz w:val="18"/>
-        </w:rPr>
-        <w:t>1 Container de 40HC contendo {{QTD_TOTAL}} {{UNIDADE}} de {{DESCRICAO_RESUMIDA}}.</w:t>
-      </w:r>
-    </w:p>
-    <w:p>
-      <w:pPr>
-        <w:pStyle w:val="SemEspaamento"/>
-        <w:ind w:left="720"/>
-        <w:rPr>
-          <w:rFonts w:ascii="Arial" w:hAnsi="Arial" w:cs="Arial"/>
-          <w:b/>
-          <w:bCs/>
-          <w:sz w:val="18"/>
-          <w:szCs w:val="18"/>
-          <w:u w:val="single"/>
-        </w:rPr>
-      </w:pPr>
-    </w:p>
-    <w:p>
-      <w:pPr>
         <w:pStyle w:val="SemEspaamento"/>
         <w:ind w:left="720"/>
         <w:rPr>
@@ -181,32 +139,93 @@
           <w:b w:val="0"/>
           <w:sz w:val="18"/>
         </w:rPr>
-        <w:t xml:space="preserve">Os valores finais para fornecimento do descrito acima, na sede da sua empresa são de USD {{FOB_UNIT}} </w:t>
+        <w:t xml:space="preserve">{{QTD_CONTAINERS}} Container(es) de {{TIPO_CONTAINER}} contendo:</w:t>
       </w:r>
-      <w:r>
-        <w:rPr>
-          <w:rFonts w:ascii="Arial" w:hAnsi="Arial"/>
-          <w:b/>
+    </w:p>
+    <w:p>
+      <w:pPr>
+        <w:pStyle w:val="PargrafodaLista"/>
+        <w:numPr>
+          <w:ilvl w:val="0"/>
+          <w:numId w:val="19"/>
+        </w:numPr>
+        <w:spacing w:after="0" w:line="360" w:lineRule="auto"/>
+        <w:rPr>
+          <w:rFonts w:ascii="Arial" w:eastAsia="Times New Roman" w:hAnsi="Arial" w:cs="Arial"/>
+          <w:color w:val="404040" w:themeColor="text1" w:themeTint="BF"/>
           <w:sz w:val="18"/>
-        </w:rPr>
-        <w:t>({{FOB_UNIT_EXTENSO}})</w:t>
-      </w:r>
+          <w:szCs w:val="18"/>
+          <w:lang w:val="pt-BR" w:eastAsia="en-US"/>
+        </w:rPr>
+      </w:pPr>
       <w:r>
         <w:rPr>
           <w:rFonts w:ascii="Arial" w:hAnsi="Arial"/>
           <w:b w:val="0"/>
           <w:sz w:val="18"/>
         </w:rPr>
-        <w:t xml:space="preserve"> para {{QTD_TOTAL}} {{UNIDADE}} de {{DESCRICAO_RESUMIDA}}, o valor total estimado do pedido antes do embarque é de USD {{FOB_TOTAL}} </w:t>
+        <w:t xml:space="preserve">{{ITENS}}</w:t>
       </w:r>
+    </w:p>
+    <w:p>
+      <w:pPr>
+        <w:pStyle w:val="SemEspaamento"/>
+        <w:ind w:left="720"/>
+        <w:rPr>
+          <w:rFonts w:ascii="Arial" w:eastAsia="Times New Roman" w:hAnsi="Arial" w:cs="Arial"/>
+          <w:b/>
+          <w:bCs/>
+          <w:color w:val="404040" w:themeColor="text1" w:themeTint="BF"/>
+          <w:sz w:val="18"/>
+          <w:szCs w:val="18"/>
+          <w:highlight w:val="yellow"/>
+        </w:rPr>
+      </w:pPr>
       <w:r>
         <w:rPr>
           <w:rFonts w:ascii="Arial" w:hAnsi="Arial"/>
+          <w:b w:val="0"/>
+          <w:sz w:val="18"/>
+        </w:rPr>
+        <w:t xml:space="preserve">O valor total estimado do pedido antes do embarque é de USD {{PV_TOTAL_USD}} ({{PV_TOTAL_USD_EXTENSO}}).</w:t>
+      </w:r>
+    </w:p>
+    <w:p>
+      <w:pPr>
+        <w:pStyle w:val="SemEspaamento"/>
+        <w:ind w:left="720"/>
+        <w:rPr>
+          <w:rFonts w:ascii="Arial" w:eastAsia="Times New Roman" w:hAnsi="Arial" w:cs="Arial"/>
           <w:b/>
+          <w:bCs/>
+          <w:color w:val="404040" w:themeColor="text1" w:themeTint="BF"/>
           <w:sz w:val="18"/>
-        </w:rPr>
-        <w:t>({{FOB_TOTAL_EXTENSO}}).</w:t>
+          <w:szCs w:val="18"/>
+          <w:highlight w:val="yellow"/>
+        </w:rPr>
+      </w:pPr>
+      <w:r>
+        <w:rPr>
+          <w:rFonts w:ascii="Arial" w:hAnsi="Arial"/>
+          <w:b w:val="0"/>
+          <w:sz w:val="18"/>
+        </w:rPr>
+        <w:t xml:space="preserve">Valor de referência nesta data: R$ {{PV_TOTAL_BRL_REF}} ao câmbio de R$ {{CAMBIO_REF}} ({{DATA_REF}}) — meramente referencial; os pagamentos seguem as condições estabelecidas nesta proposta.</w:t>
       </w:r>
+    </w:p>
+    <w:p>
+      <w:pPr>
+        <w:pStyle w:val="SemEspaamento"/>
+        <w:ind w:left="720"/>
+        <w:rPr>
+          <w:rFonts w:ascii="Arial" w:hAnsi="Arial" w:cs="Arial"/>
+          <w:b/>
+          <w:bCs/>
+          <w:sz w:val="18"/>
+          <w:szCs w:val="18"/>
+          <w:u w:val="single"/>
+        </w:rPr>
+      </w:pPr>
     </w:p>
     <w:p>
       <w:pPr>

--- a/proposta_modelo.docx
+++ b/proposta_modelo.docx
@@ -121,6 +121,28 @@
     </w:p>
     <w:p>
       <w:pPr>
+        <w:pStyle w:val="PargrafodaLista"/>
+        <w:spacing w:after="0" w:line="360" w:lineRule="auto"/>
+        <w:ind w:left="720" w:firstLine="0"/>
+        <w:rPr>
+          <w:rFonts w:ascii="Arial" w:eastAsia="Times New Roman" w:hAnsi="Arial" w:cs="Arial"/>
+          <w:color w:val="404040" w:themeColor="text1" w:themeTint="BF"/>
+          <w:sz w:val="18"/>
+          <w:szCs w:val="18"/>
+          <w:lang w:val="pt-BR" w:eastAsia="en-US"/>
+        </w:rPr>
+      </w:pPr>
+      <w:r>
+        <w:rPr>
+          <w:rFonts w:ascii="Arial" w:hAnsi="Arial"/>
+          <w:b w:val="0"/>
+          <w:sz w:val="18"/>
+        </w:rPr>
+        <w:t xml:space="preserve">{{GRUPOS}}</w:t>
+      </w:r>
+    </w:p>
+    <w:p>
+      <w:pPr>
         <w:pStyle w:val="SemEspaamento"/>
         <w:ind w:left="720"/>
         <w:rPr>
@@ -139,77 +161,6 @@
           <w:b w:val="0"/>
           <w:sz w:val="18"/>
         </w:rPr>
-        <w:t xml:space="preserve">{{QTD_CONTAINERS}} Container(es) de {{TIPO_CONTAINER}} contendo:</w:t>
-      </w:r>
-    </w:p>
-    <w:p>
-      <w:pPr>
-        <w:pStyle w:val="PargrafodaLista"/>
-        <w:numPr>
-          <w:ilvl w:val="0"/>
-          <w:numId w:val="19"/>
-        </w:numPr>
-        <w:spacing w:after="0" w:line="360" w:lineRule="auto"/>
-        <w:rPr>
-          <w:rFonts w:ascii="Arial" w:eastAsia="Times New Roman" w:hAnsi="Arial" w:cs="Arial"/>
-          <w:color w:val="404040" w:themeColor="text1" w:themeTint="BF"/>
-          <w:sz w:val="18"/>
-          <w:szCs w:val="18"/>
-          <w:lang w:val="pt-BR" w:eastAsia="en-US"/>
-        </w:rPr>
-      </w:pPr>
-      <w:r>
-        <w:rPr>
-          <w:rFonts w:ascii="Arial" w:hAnsi="Arial"/>
-          <w:b w:val="0"/>
-          <w:sz w:val="18"/>
-        </w:rPr>
-        <w:t xml:space="preserve">{{ITENS}}</w:t>
-      </w:r>
-    </w:p>
-    <w:p>
-      <w:pPr>
-        <w:pStyle w:val="SemEspaamento"/>
-        <w:ind w:left="720"/>
-        <w:rPr>
-          <w:rFonts w:ascii="Arial" w:eastAsia="Times New Roman" w:hAnsi="Arial" w:cs="Arial"/>
-          <w:b/>
-          <w:bCs/>
-          <w:color w:val="404040" w:themeColor="text1" w:themeTint="BF"/>
-          <w:sz w:val="18"/>
-          <w:szCs w:val="18"/>
-          <w:highlight w:val="yellow"/>
-        </w:rPr>
-      </w:pPr>
-      <w:r>
-        <w:rPr>
-          <w:rFonts w:ascii="Arial" w:hAnsi="Arial"/>
-          <w:b w:val="0"/>
-          <w:sz w:val="18"/>
-        </w:rPr>
-        <w:t xml:space="preserve">O valor total estimado do pedido antes do embarque é de USD {{PV_TOTAL_USD}} ({{PV_TOTAL_USD_EXTENSO}}).</w:t>
-      </w:r>
-    </w:p>
-    <w:p>
-      <w:pPr>
-        <w:pStyle w:val="SemEspaamento"/>
-        <w:ind w:left="720"/>
-        <w:rPr>
-          <w:rFonts w:ascii="Arial" w:eastAsia="Times New Roman" w:hAnsi="Arial" w:cs="Arial"/>
-          <w:b/>
-          <w:bCs/>
-          <w:color w:val="404040" w:themeColor="text1" w:themeTint="BF"/>
-          <w:sz w:val="18"/>
-          <w:szCs w:val="18"/>
-          <w:highlight w:val="yellow"/>
-        </w:rPr>
-      </w:pPr>
-      <w:r>
-        <w:rPr>
-          <w:rFonts w:ascii="Arial" w:hAnsi="Arial"/>
-          <w:b w:val="0"/>
-          <w:sz w:val="18"/>
-        </w:rPr>
         <w:t xml:space="preserve">Valor de referência nesta data: R$ {{PV_TOTAL_BRL_REF}} ao câmbio de R$ {{CAMBIO_REF}} ({{DATA_REF}}) — meramente referencial; os pagamentos seguem as condições estabelecidas nesta proposta.</w:t>
       </w:r>
     </w:p>
@@ -347,20 +298,6 @@
         </w:rPr>
         <w:t>, totalizando o valor em reais de</w:t>
       </w:r>
-    </w:p>
-    <w:p>
-      <w:pPr>
-        <w:pStyle w:val="PargrafodaLista"/>
-        <w:spacing w:after="0" w:line="360" w:lineRule="auto"/>
-        <w:ind w:left="720" w:firstLine="0"/>
-        <w:rPr>
-          <w:rFonts w:ascii="Arial" w:eastAsia="Times New Roman" w:hAnsi="Arial" w:cs="Arial"/>
-          <w:color w:val="404040" w:themeColor="text1" w:themeTint="BF"/>
-          <w:sz w:val="18"/>
-          <w:szCs w:val="18"/>
-          <w:lang w:val="pt-BR" w:eastAsia="en-US"/>
-        </w:rPr>
-      </w:pPr>
       <w:r>
         <w:rPr>
           <w:rFonts w:ascii="Arial" w:hAnsi="Arial"/>
@@ -495,7 +432,7 @@
           <w:b w:val="0"/>
           <w:sz w:val="18"/>
         </w:rPr>
-        <w:t>Frete Considerado previsto na transação é de USD ({{FRETE_USD}}) o container de 40hc, em caso de aumento ou redução será corrigido ao valor final;</w:t>
+        <w:t>Frete Considerado previsto na transação é de USD ({{FRETE_USD}}) {{MODALIDADE_FRETE}}, em caso de aumento ou redução será corrigido ao valor final;</w:t>
       </w:r>
     </w:p>
     <w:p>

--- a/proposta_modelo.docx
+++ b/proposta_modelo.docx
@@ -370,6 +370,39 @@
           <w:sz w:val="18"/>
         </w:rPr>
         <w:t>: O valor integral da mercadoria, ou seja, o saldo, deverá ser pago e quitado por você em até no máximo {{DIAS_ANTES_DESEMBARQUE}} dias antes do desembarque do navio em território nacional, o que será devidamente comunicado pela Pilar Imports por e-mail e WhatsApp;</w:t>
+      </w:r>
+    </w:p>
+    <w:p>
+      <w:pPr>
+        <w:pStyle w:val="PargrafodaLista"/>
+        <w:numPr>
+          <w:ilvl w:val="0"/>
+          <w:numId w:val="20"/>
+        </w:numPr>
+        <w:spacing w:after="0" w:line="360" w:lineRule="auto"/>
+        <w:rPr>
+          <w:rFonts w:ascii="Arial" w:eastAsia="Times New Roman" w:hAnsi="Arial" w:cs="Arial"/>
+          <w:color w:val="404040" w:themeColor="text1" w:themeTint="BF"/>
+          <w:sz w:val="18"/>
+          <w:szCs w:val="18"/>
+          <w:lang w:val="pt-BR" w:eastAsia="en-US"/>
+        </w:rPr>
+      </w:pPr>
+      <w:r>
+        <w:rPr>
+          <w:rFonts w:ascii="Arial" w:hAnsi="Arial"/>
+          <w:b/>
+          <w:sz w:val="18"/>
+        </w:rPr>
+        <w:t>(ii) Saldo de {{PCT_SALDO}}</w:t>
+      </w:r>
+      <w:r>
+        <w:rPr>
+          <w:rFonts w:ascii="Arial" w:hAnsi="Arial"/>
+          <w:b w:val="0"/>
+          <w:sz w:val="18"/>
+        </w:rPr>
+        <w:t xml:space="preserve">: em {{N_PARCELAS}} parcelas {{PERIODICIDADE}} e iguais de USD {{VALOR_PARCELA_USD}} ({{VALOR_PARCELA_EXTENSO}}), vencendo a primeira em {{DATA_1A_PARCELA}} e as demais a cada período subsequente;</w:t>
       </w:r>
     </w:p>
     <w:p>

--- a/proposta_modelo.docx
+++ b/proposta_modelo.docx
@@ -407,6 +407,72 @@
     </w:p>
     <w:p>
       <w:pPr>
+        <w:pStyle w:val="PargrafodaLista"/>
+        <w:numPr>
+          <w:ilvl w:val="0"/>
+          <w:numId w:val="20"/>
+        </w:numPr>
+        <w:spacing w:after="0" w:line="360" w:lineRule="auto"/>
+        <w:rPr>
+          <w:rFonts w:ascii="Arial" w:eastAsia="Times New Roman" w:hAnsi="Arial" w:cs="Arial"/>
+          <w:color w:val="404040" w:themeColor="text1" w:themeTint="BF"/>
+          <w:sz w:val="18"/>
+          <w:szCs w:val="18"/>
+          <w:lang w:val="pt-BR" w:eastAsia="en-US"/>
+        </w:rPr>
+      </w:pPr>
+      <w:r>
+        <w:rPr>
+          <w:rFonts w:ascii="Arial" w:hAnsi="Arial"/>
+          <w:b/>
+          <w:sz w:val="18"/>
+        </w:rPr>
+        <w:t xml:space="preserve">(i) Pagamento integral</w:t>
+      </w:r>
+      <w:r>
+        <w:rPr>
+          <w:rFonts w:ascii="Arial" w:hAnsi="Arial"/>
+          <w:b w:val="0"/>
+          <w:sz w:val="18"/>
+        </w:rPr>
+        <w:t xml:space="preserve">: o valor total da mercadoria deverá ser pago e quitado em até no máximo {{DIAS_ANTES_DESEMBARQUE}} dias antes do desembarque do navio em território nacional, o que será devidamente comunicado pela Pilar Imports por e-mail e WhatsApp;</w:t>
+      </w:r>
+    </w:p>
+    <w:p>
+      <w:pPr>
+        <w:pStyle w:val="PargrafodaLista"/>
+        <w:numPr>
+          <w:ilvl w:val="0"/>
+          <w:numId w:val="20"/>
+        </w:numPr>
+        <w:spacing w:after="0" w:line="360" w:lineRule="auto"/>
+        <w:rPr>
+          <w:rFonts w:ascii="Arial" w:eastAsia="Times New Roman" w:hAnsi="Arial" w:cs="Arial"/>
+          <w:color w:val="404040" w:themeColor="text1" w:themeTint="BF"/>
+          <w:sz w:val="18"/>
+          <w:szCs w:val="18"/>
+          <w:lang w:val="pt-BR" w:eastAsia="en-US"/>
+        </w:rPr>
+      </w:pPr>
+      <w:r>
+        <w:rPr>
+          <w:rFonts w:ascii="Arial" w:hAnsi="Arial"/>
+          <w:b/>
+          <w:sz w:val="18"/>
+        </w:rPr>
+        <w:t xml:space="preserve">(i) Pagamento integral</w:t>
+      </w:r>
+      <w:r>
+        <w:rPr>
+          <w:rFonts w:ascii="Arial" w:hAnsi="Arial"/>
+          <w:b w:val="0"/>
+          <w:sz w:val="18"/>
+        </w:rPr>
+        <w:t xml:space="preserve">: em {{N_PARCELAS}} parcelas {{PERIODICIDADE}} e iguais de {{PCT_PARCELA}} do valor total apurado na data do faturamento (valor estimado nesta data: USD {{VALOR_PARCELA_USD}} cada), vencendo a primeira {{DIAS_1A_PARCELA}} dias a partir do faturamento e as demais a cada período subsequente;</w:t>
+      </w:r>
+    </w:p>
+    <w:p>
+      <w:pPr>
         <w:spacing w:after="0" w:line="360" w:lineRule="auto"/>
         <w:rPr>
           <w:rFonts w:ascii="Arial" w:eastAsia="Times New Roman" w:hAnsi="Arial" w:cs="Arial"/>
@@ -533,7 +599,7 @@
           <w:szCs w:val="18"/>
           <w:lang w:val="pt-BR" w:eastAsia="en-US"/>
         </w:rPr>
-        <w:t>Caso o pagamento do Saldo de 80% (oitenta por cento) não seja pago na data estipulada no presente e-mail, vocês perderão o valor pago à título de sinal.</w:t>
+        <w:t xml:space="preserve">Caso o Saldo de {{PCT_SALDO}} não seja pago na data estipulada nesta proposta, vocês perderão o valor pago a título de sinal.</w:t>
       </w:r>
     </w:p>
     <w:p>
@@ -560,7 +626,115 @@
           <w:szCs w:val="18"/>
           <w:lang w:val="pt-BR" w:eastAsia="en-US"/>
         </w:rPr>
-        <w:t>Para fechamento do câmbio, será considerada o valor fechado na data do sinal e o valor fechado na data do pagamento do saldo.</w:t>
+        <w:t xml:space="preserve">Caso qualquer parcela do saldo não seja paga na data de seu vencimento, vocês perderão o valor pago a título de sinal.</w:t>
+      </w:r>
+    </w:p>
+    <w:p>
+      <w:pPr>
+        <w:pStyle w:val="PargrafodaLista"/>
+        <w:numPr>
+          <w:ilvl w:val="0"/>
+          <w:numId w:val="19"/>
+        </w:numPr>
+        <w:spacing w:after="0" w:line="360" w:lineRule="auto"/>
+        <w:rPr>
+          <w:rFonts w:ascii="Arial" w:eastAsia="Times New Roman" w:hAnsi="Arial" w:cs="Arial"/>
+          <w:color w:val="404040" w:themeColor="text1" w:themeTint="BF"/>
+          <w:sz w:val="18"/>
+          <w:szCs w:val="18"/>
+          <w:lang w:val="pt-BR" w:eastAsia="en-US"/>
+        </w:rPr>
+      </w:pPr>
+      <w:r>
+        <w:rPr>
+          <w:rFonts w:ascii="Arial" w:eastAsia="Times New Roman" w:hAnsi="Arial" w:cs="Arial"/>
+          <w:color w:val="404040" w:themeColor="text1" w:themeTint="BF"/>
+          <w:sz w:val="18"/>
+          <w:szCs w:val="18"/>
+          <w:lang w:val="pt-BR" w:eastAsia="en-US"/>
+        </w:rPr>
+        <w:t xml:space="preserve">Para fechamento do câmbio, será considerado o valor fechado na data do sinal e o valor fechado na data do pagamento do saldo.</w:t>
+      </w:r>
+    </w:p>
+    <w:p>
+      <w:pPr>
+        <w:pStyle w:val="PargrafodaLista"/>
+        <w:numPr>
+          <w:ilvl w:val="0"/>
+          <w:numId w:val="19"/>
+        </w:numPr>
+        <w:spacing w:after="0" w:line="360" w:lineRule="auto"/>
+        <w:rPr>
+          <w:rFonts w:ascii="Arial" w:eastAsia="Times New Roman" w:hAnsi="Arial" w:cs="Arial"/>
+          <w:color w:val="404040" w:themeColor="text1" w:themeTint="BF"/>
+          <w:sz w:val="18"/>
+          <w:szCs w:val="18"/>
+          <w:lang w:val="pt-BR" w:eastAsia="en-US"/>
+        </w:rPr>
+      </w:pPr>
+      <w:r>
+        <w:rPr>
+          <w:rFonts w:ascii="Arial" w:eastAsia="Times New Roman" w:hAnsi="Arial" w:cs="Arial"/>
+          <w:color w:val="404040" w:themeColor="text1" w:themeTint="BF"/>
+          <w:sz w:val="18"/>
+          <w:szCs w:val="18"/>
+          <w:lang w:val="pt-BR" w:eastAsia="en-US"/>
+        </w:rPr>
+        <w:t xml:space="preserve">Para fechamento do câmbio, será considerado o valor fechado na data do sinal e os valores fechados nas datas de pagamento de cada parcela do saldo.</w:t>
+      </w:r>
+    </w:p>
+    <w:p>
+      <w:pPr>
+        <w:pStyle w:val="PargrafodaLista"/>
+        <w:numPr>
+          <w:ilvl w:val="0"/>
+          <w:numId w:val="19"/>
+        </w:numPr>
+        <w:spacing w:after="0" w:line="360" w:lineRule="auto"/>
+        <w:rPr>
+          <w:rFonts w:ascii="Arial" w:eastAsia="Times New Roman" w:hAnsi="Arial" w:cs="Arial"/>
+          <w:color w:val="404040" w:themeColor="text1" w:themeTint="BF"/>
+          <w:sz w:val="18"/>
+          <w:szCs w:val="18"/>
+          <w:lang w:val="pt-BR" w:eastAsia="en-US"/>
+        </w:rPr>
+      </w:pPr>
+      <w:r>
+        <w:rPr>
+          <w:rFonts w:ascii="Arial" w:eastAsia="Times New Roman" w:hAnsi="Arial" w:cs="Arial"/>
+          <w:color w:val="404040" w:themeColor="text1" w:themeTint="BF"/>
+          <w:sz w:val="18"/>
+          <w:szCs w:val="18"/>
+          <w:lang w:val="pt-BR" w:eastAsia="en-US"/>
+        </w:rPr>
+        <w:t xml:space="preserve">Para fechamento do câmbio, será considerado o valor fechado na data do pagamento.</w:t>
+      </w:r>
+    </w:p>
+    <w:p>
+      <w:pPr>
+        <w:pStyle w:val="PargrafodaLista"/>
+        <w:numPr>
+          <w:ilvl w:val="0"/>
+          <w:numId w:val="19"/>
+        </w:numPr>
+        <w:spacing w:after="0" w:line="360" w:lineRule="auto"/>
+        <w:rPr>
+          <w:rFonts w:ascii="Arial" w:eastAsia="Times New Roman" w:hAnsi="Arial" w:cs="Arial"/>
+          <w:color w:val="404040" w:themeColor="text1" w:themeTint="BF"/>
+          <w:sz w:val="18"/>
+          <w:szCs w:val="18"/>
+          <w:lang w:val="pt-BR" w:eastAsia="en-US"/>
+        </w:rPr>
+      </w:pPr>
+      <w:r>
+        <w:rPr>
+          <w:rFonts w:ascii="Arial" w:eastAsia="Times New Roman" w:hAnsi="Arial" w:cs="Arial"/>
+          <w:color w:val="404040" w:themeColor="text1" w:themeTint="BF"/>
+          <w:sz w:val="18"/>
+          <w:szCs w:val="18"/>
+          <w:lang w:val="pt-BR" w:eastAsia="en-US"/>
+        </w:rPr>
+        <w:t xml:space="preserve">Para fechamento do câmbio, serão considerados os valores fechados nas datas de pagamento de cada parcela.</w:t>
       </w:r>
     </w:p>
     <w:p>

--- a/proposta_modelo.docx
+++ b/proposta_modelo.docx
@@ -402,7 +402,7 @@
           <w:b w:val="0"/>
           <w:sz w:val="18"/>
         </w:rPr>
-        <w:t xml:space="preserve">: em {{N_PARCELAS}} parcelas {{PERIODICIDADE}} e iguais de USD {{VALOR_PARCELA_USD}} ({{VALOR_PARCELA_EXTENSO}}), vencendo a primeira em {{DATA_1A_PARCELA}} e as demais a cada período subsequente;</w:t>
+        <w:t xml:space="preserve">: em {{N_PARCELAS}} parcelas {{PERIODICIDADE}} e iguais de USD {{VALOR_PARCELA_USD}} ({{VALOR_PARCELA_EXTENSO}}), vencendo a primeira {{DIAS_1A_PARCELA}} dias a partir do faturamento e as demais a cada período subsequente;</w:t>
       </w:r>
     </w:p>
     <w:p>

--- a/proposta_modelo.docx
+++ b/proposta_modelo.docx
@@ -126,7 +126,6 @@
         <w:ind w:left="720" w:firstLine="0"/>
         <w:rPr>
           <w:rFonts w:ascii="Arial" w:eastAsia="Times New Roman" w:hAnsi="Arial" w:cs="Arial"/>
-          <w:color w:val="404040" w:themeColor="text1" w:themeTint="BF"/>
           <w:sz w:val="18"/>
           <w:szCs w:val="18"/>
           <w:lang w:val="pt-BR" w:eastAsia="en-US"/>
@@ -143,22 +142,18 @@
     </w:p>
     <w:p>
       <w:pPr>
-        <w:pStyle w:val="SemEspaamento"/>
-        <w:ind w:left="720"/>
+        <w:pStyle w:val="PargrafodaLista"/>
+        <w:spacing w:after="0" w:line="360" w:lineRule="auto"/>
+        <w:ind w:left="720" w:firstLine="0"/>
         <w:rPr>
           <w:rFonts w:ascii="Arial" w:eastAsia="Times New Roman" w:hAnsi="Arial" w:cs="Arial"/>
-          <w:b/>
-          <w:bCs/>
-          <w:color w:val="404040" w:themeColor="text1" w:themeTint="BF"/>
           <w:sz w:val="18"/>
           <w:szCs w:val="18"/>
-          <w:highlight w:val="yellow"/>
         </w:rPr>
       </w:pPr>
       <w:r>
         <w:rPr>
           <w:rFonts w:ascii="Arial" w:hAnsi="Arial"/>
-          <w:b w:val="0"/>
           <w:sz w:val="18"/>
         </w:rPr>
         <w:t xml:space="preserve">Valor de referência nesta data: R$ {{PV_TOTAL_BRL_REF}} ao câmbio de R$ {{CAMBIO_REF}} ({{DATA_REF}}) — meramente referencial; os pagamentos seguem as condições estabelecidas nesta proposta.</w:t>
@@ -826,13 +821,11 @@
       </w:r>
     </w:p>
     <w:sectPr>
-      <w:footerReference w:type="default" r:id="rId11"/>
-      <w:headerReference w:type="first" r:id="rId12"/>
-      <w:footerReference w:type="first" r:id="rId13"/>
+      <w:headerReference w:type="default" r:id="rId12"/>
+      <w:footerReference w:type="default" r:id="rId13"/>
       <w:pgSz w:w="11900" w:h="16820"/>
       <w:pgMar w:top="1152" w:right="1123" w:bottom="1195" w:left="1123" w:header="432" w:footer="720" w:gutter="0"/>
       <w:cols w:space="720"/>
-      <w:titlePg/>
       <w:docGrid w:linePitch="360"/>
     </w:sectPr>
   </w:body>
@@ -1184,6 +1177,7 @@
   <w:p>
     <w:pPr>
       <w:spacing w:after="0" w:line="360" w:lineRule="auto"/>
+      <w:jc w:val="right"/>
       <w:rPr>
         <w:rFonts w:ascii="Arial" w:eastAsia="Times New Roman" w:hAnsi="Arial" w:cs="Arial"/>
         <w:b/>
@@ -1193,6 +1187,16 @@
         <w:lang w:eastAsia="en-US"/>
       </w:rPr>
     </w:pPr>
+    <w:fldSimple w:instr=" PAGE   \* MERGEFORMAT ">
+      <w:r>
+        <w:rPr>
+          <w:rFonts w:ascii="Arial" w:hAnsi="Arial"/>
+          <w:color w:val="808080"/>
+          <w:sz w:val="14"/>
+        </w:rPr>
+        <w:t>1</w:t>
+      </w:r>
+    </w:fldSimple>
   </w:p>
   <w:p>
     <w:pPr>
